--- a/fichas/lengua/soluciones_lengua_formacion-palabras_5.docx
+++ b/fichas/lengua/soluciones_lengua_formacion-palabras_5.docx
@@ -235,6 +235,255 @@
           <w:sz w:val="22"/>
         </w:rPr>
         <w:t>ola → Respuesta libre, ej.: "Una ola grande llegó a la orilla."</w:t>
+      </w:r>
+    </w:p>
+    <w:p>
+      <w:pPr>
+        <w:spacing w:after="40"/>
+      </w:pPr>
+    </w:p>
+    <w:tbl>
+      <w:tblPr>
+        <w:tblW w:type="auto" w:w="0"/>
+        <w:jc w:val="left"/>
+        <w:tblLayout w:type="fixed"/>
+        <w:tblLook w:firstColumn="1" w:firstRow="1" w:lastColumn="0" w:lastRow="0" w:noHBand="0" w:noVBand="1" w:val="04A0"/>
+        <w:tblLayout w:type="fixed"/>
+        <w:tblW w:w="10034" w:type="dxa"/>
+        <w:tblInd w:w="0" w:type="dxa"/>
+      </w:tblPr>
+      <w:tblGrid>
+        <w:gridCol w:w="10092"/>
+      </w:tblGrid>
+      <w:tr>
+        <w:tc>
+          <w:tcPr>
+            <w:tcW w:type="dxa" w:w="10035"/>
+            <w:shd w:val="clear" w:color="auto" w:fill="595959"/>
+            <w:tcBorders>
+              <w:top w:val="single" w:sz="4" w:space="0" w:color="595959"/>
+              <w:left w:val="single" w:sz="4" w:space="0" w:color="595959"/>
+              <w:bottom w:val="single" w:sz="4" w:space="0" w:color="595959"/>
+              <w:right w:val="single" w:sz="4" w:space="0" w:color="595959"/>
+            </w:tcBorders>
+          </w:tcPr>
+          <w:p>
+            <w:pPr>
+              <w:spacing w:before="60" w:after="60"/>
+            </w:pPr>
+            <w:r>
+              <w:rPr>
+                <w:b/>
+                <w:color w:val="FFFFFF"/>
+                <w:sz w:val="25"/>
+              </w:rPr>
+              <w:t>4. Verdadero o falso</w:t>
+            </w:r>
+          </w:p>
+        </w:tc>
+      </w:tr>
+    </w:tbl>
+    <w:p>
+      <w:pPr>
+        <w:spacing w:after="40"/>
+      </w:pPr>
+    </w:p>
+    <w:p>
+      <w:pPr>
+        <w:spacing w:after="120"/>
+      </w:pPr>
+      <w:r>
+        <w:rPr>
+          <w:sz w:val="22"/>
+        </w:rPr>
+        <w:t xml:space="preserve">1. Las palabras pueden formarse añadiendo prefijos y sufijos a una raíz. → Verdadero</w:t>
+      </w:r>
+    </w:p>
+    <w:p>
+      <w:pPr>
+        <w:spacing w:after="120"/>
+      </w:pPr>
+      <w:r>
+        <w:rPr>
+          <w:sz w:val="22"/>
+        </w:rPr>
+        <w:t xml:space="preserve">2. Una palabra compuesta se forma uniendo dos palabras simples. → Verdadero</w:t>
+      </w:r>
+    </w:p>
+    <w:p>
+      <w:pPr>
+        <w:spacing w:after="120"/>
+      </w:pPr>
+      <w:r>
+        <w:rPr>
+          <w:sz w:val="22"/>
+        </w:rPr>
+        <w:t xml:space="preserve">3. Las palabras de la misma familia comparten raíz. → Verdadero</w:t>
+      </w:r>
+    </w:p>
+    <w:p>
+      <w:pPr>
+        <w:spacing w:after="120"/>
+      </w:pPr>
+      <w:r>
+        <w:rPr>
+          <w:sz w:val="22"/>
+        </w:rPr>
+        <w:t xml:space="preserve">4. El campo semántico agrupa palabras que comparten siempre la misma raíz. → Falso</w:t>
+      </w:r>
+    </w:p>
+    <w:p>
+      <w:pPr>
+        <w:spacing w:after="120"/>
+      </w:pPr>
+      <w:r>
+        <w:rPr>
+          <w:sz w:val="22"/>
+        </w:rPr>
+        <w:t xml:space="preserve">5. El campo semántico agrupa palabras relacionadas por su significado. → Verdadero</w:t>
+      </w:r>
+    </w:p>
+    <w:p>
+      <w:pPr>
+        <w:spacing w:after="120"/>
+      </w:pPr>
+      <w:r>
+        <w:rPr>
+          <w:sz w:val="22"/>
+        </w:rPr>
+        <w:t xml:space="preserve">6. "Panadero" y "panadería" son palabras de la misma familia que "pan". → Verdadero</w:t>
+      </w:r>
+    </w:p>
+    <w:p>
+      <w:pPr>
+        <w:spacing w:after="120"/>
+      </w:pPr>
+      <w:r>
+        <w:rPr>
+          <w:sz w:val="22"/>
+        </w:rPr>
+        <w:t xml:space="preserve">7. Un prefijo se añade al final de la raíz. → Falso</w:t>
+      </w:r>
+    </w:p>
+    <w:p>
+      <w:pPr>
+        <w:spacing w:after="120"/>
+      </w:pPr>
+      <w:r>
+        <w:rPr>
+          <w:sz w:val="22"/>
+        </w:rPr>
+        <w:t xml:space="preserve">8. "Sacacorchos" es un ejemplo de palabra compuesta. → Verdadero</w:t>
+      </w:r>
+    </w:p>
+    <w:p>
+      <w:pPr>
+        <w:spacing w:after="120"/>
+      </w:pPr>
+      <w:r>
+        <w:rPr>
+          <w:sz w:val="22"/>
+        </w:rPr>
+        <w:t xml:space="preserve">9. "Rehacer" se forma añadiendo el prefijo "re-" a "hacer". → Verdadero</w:t>
+      </w:r>
+    </w:p>
+    <w:p>
+      <w:pPr>
+        <w:spacing w:after="120"/>
+      </w:pPr>
+      <w:r>
+        <w:rPr>
+          <w:sz w:val="22"/>
+        </w:rPr>
+        <w:t xml:space="preserve">10. "Panadería" pertenece a la misma familia de palabras que "pan". → Verdadero</w:t>
+      </w:r>
+    </w:p>
+    <w:p>
+      <w:pPr>
+        <w:spacing w:after="120"/>
+      </w:pPr>
+      <w:r>
+        <w:rPr>
+          <w:sz w:val="22"/>
+        </w:rPr>
+        <w:t xml:space="preserve">11. "Sacapuntas" es una palabra compuesta. → Verdadero</w:t>
+      </w:r>
+    </w:p>
+    <w:p>
+      <w:pPr>
+        <w:spacing w:after="120"/>
+      </w:pPr>
+      <w:r>
+        <w:rPr>
+          <w:sz w:val="22"/>
+        </w:rPr>
+        <w:t xml:space="preserve">12. Un sufijo se añade al final de la raíz. → Verdadero</w:t>
+      </w:r>
+    </w:p>
+    <w:p>
+      <w:pPr>
+        <w:spacing w:after="120"/>
+      </w:pPr>
+      <w:r>
+        <w:rPr>
+          <w:sz w:val="22"/>
+        </w:rPr>
+        <w:t xml:space="preserve">13. Las palabras compuestas se forman uniendo dos palabras simples. → Verdadero</w:t>
+      </w:r>
+    </w:p>
+    <w:p>
+      <w:pPr>
+        <w:spacing w:after="120"/>
+      </w:pPr>
+      <w:r>
+        <w:rPr>
+          <w:sz w:val="22"/>
+        </w:rPr>
+        <w:t xml:space="preserve">14. El campo semántico de "cocina" puede incluir "sartén" y "horno". → Verdadero</w:t>
+      </w:r>
+    </w:p>
+    <w:p>
+      <w:pPr>
+        <w:spacing w:after="120"/>
+      </w:pPr>
+      <w:r>
+        <w:rPr>
+          <w:sz w:val="22"/>
+        </w:rPr>
+        <w:t xml:space="preserve">15. Dos palabras de la misma familia nunca comparten significado relacionado. → Falso</w:t>
+      </w:r>
+    </w:p>
+    <w:p>
+      <w:pPr>
+        <w:spacing w:after="120"/>
+      </w:pPr>
+      <w:r>
+        <w:rPr>
+          <w:sz w:val="22"/>
+        </w:rPr>
+        <w:t xml:space="preserve">16. Conocer la raíz de una palabra ayuda a entender palabras nuevas relacionadas. → Verdadero</w:t>
+      </w:r>
+    </w:p>
+    <w:p>
+      <w:pPr>
+        <w:spacing w:after="120"/>
+      </w:pPr>
+      <w:r>
+        <w:rPr>
+          <w:sz w:val="22"/>
+        </w:rPr>
+        <w:t xml:space="preserve">17. "Paraguas" es una palabra compuesta. → Verdadero</w:t>
+      </w:r>
+    </w:p>
+    <w:p>
+      <w:pPr>
+        <w:spacing w:after="120"/>
+      </w:pPr>
+      <w:r>
+        <w:rPr>
+          <w:sz w:val="22"/>
+        </w:rPr>
+        <w:t xml:space="preserve">18. Ampliar el vocabulario mediante prefijos y sufijos es muy útil. → Verdadero</w:t>
       </w:r>
     </w:p>
     <w:sectPr>
